--- a/backend-google-docs/11-queues-async.docx
+++ b/backend-google-docs/11-queues-async.docx
@@ -2546,7 +2546,7 @@
       </w:pPr>
       <w:r>
         <w:rPr/>
-        <w:t>🎯 From Your Resume</w:t>
+        <w:t>🟢 More Basics</w:t>
       </w:r>
     </w:p>
     <w:p>
@@ -2566,7 +2566,7 @@
           <w:color w:val="1F3A5F"/>
           <w:sz w:val="24"/>
         </w:rPr>
-        <w:t>Q17. "How did you get 5x throughput in the scoring pipeline?"</w:t>
+        <w:t>Q17. What is the difference between a queue and pub/sub?</w:t>
       </w:r>
       <w:r>
         <w:rPr>
@@ -2587,7 +2587,7 @@
       </w:r>
       <w:r>
         <w:rPr/>
-        <w:t xml:space="preserve"> The work was I/O-bound, so we moved from processing chunks one at a time to concurrent processing across tuned workers, with batching and rate-limit-aware concurrency. [Use your real changes.]</w:t>
+        <w:t xml:space="preserve"> In a queue, each message is processed by one consumer; in pub/sub, each message is delivered to every subscriber.</w:t>
       </w:r>
     </w:p>
     <w:p>
@@ -2602,7 +2602,7 @@
       </w:r>
       <w:r>
         <w:rPr/>
-        <w:t xml:space="preserve"> Give the measurement: calls processed per hour, same workload, before and after.</w:t>
+        <w:t xml:space="preserve"> Many systems combine them: an SNS topic fans out to several SQS queues.</w:t>
       </w:r>
     </w:p>
     <w:p>
@@ -2617,7 +2617,7 @@
       </w:r>
       <w:r>
         <w:rPr/>
-        <w:t xml:space="preserve"> "Sequential chunk scoring → parallel chunks with a concurrency limit; worker concurrency raised from [X] to [Y]."</w:t>
+        <w:t xml:space="preserve"> "Call scored" goes to a topic; notifications and analytics each have their own queue.</w:t>
       </w:r>
     </w:p>
     <w:p>
@@ -2632,7 +2632,7 @@
       </w:r>
       <w:r>
         <w:rPr/>
-        <w:t xml:space="preserve"> "Most of the time was waiting on transcription and the LLM, not CPU. Running chunks concurrently, within the provider's rate limits, multiplied throughput by about 5x on the same workload."</w:t>
+        <w:t xml:space="preserve"> "Queues share work among workers; pub/sub broadcasts events to every interested service."</w:t>
       </w:r>
     </w:p>
     <w:p>
@@ -2659,7 +2659,7 @@
           <w:color w:val="1F3A5F"/>
           <w:sz w:val="24"/>
         </w:rPr>
-        <w:t>Q18. "What happens when the OpenAI call fails in your pipeline?"</w:t>
+        <w:t>Q18. What is a message broker?</w:t>
       </w:r>
       <w:r>
         <w:rPr>
@@ -2680,7 +2680,7 @@
       </w:r>
       <w:r>
         <w:rPr/>
-        <w:t xml:space="preserve"> Transient errors retry with backoff and jitter; invalid output is validated and retried once with the error, then sent to human review; repeated failures go to a dead-letter queue with an alert.</w:t>
+        <w:t xml:space="preserve"> Middleware that receives, stores and delivers messages between producers and consumers: RabbitMQ, Redis, SQS, Kafka.</w:t>
       </w:r>
     </w:p>
     <w:p>
@@ -2695,7 +2695,7 @@
       </w:r>
       <w:r>
         <w:rPr/>
-        <w:t xml:space="preserve"> The UI shows "AI analysis pending" rather than failing.</w:t>
+        <w:t xml:space="preserve"> Brokers provide buffering, routing, retries and persistence.</w:t>
       </w:r>
     </w:p>
     <w:p>
@@ -2710,19 +2710,7 @@
       </w:r>
       <w:r>
         <w:rPr/>
-        <w:t xml:space="preserve"> A 429 retries after the </w:t>
-      </w:r>
-      <w:r>
-        <w:rPr>
-          <w:rFonts w:ascii="Courier New" w:hAnsi="Courier New"/>
-          <w:color w:val="B42318"/>
-          <w:sz w:val="20"/>
-        </w:rPr>
-        <w:t>Retry-After</w:t>
-      </w:r>
-      <w:r>
-        <w:rPr/>
-        <w:t xml:space="preserve"> delay; a schema failure triggers one retry and then human review.</w:t>
+        <w:t xml:space="preserve"> RabbitMQ routes messages by exchange and routing key to queues.</w:t>
       </w:r>
     </w:p>
     <w:p>
@@ -2737,7 +2725,7 @@
       </w:r>
       <w:r>
         <w:rPr/>
-        <w:t xml:space="preserve"> "Failures are expected, so each type has a path: retries for transient errors, human review for bad output, and a dead-letter queue with an alert for anything persistent. Users just see 'pending'."</w:t>
+        <w:t xml:space="preserve"> "The broker decouples producers from consumers, so either side can slow down or scale independently."</w:t>
       </w:r>
     </w:p>
     <w:p>
@@ -2764,7 +2752,2224 @@
           <w:color w:val="1F3A5F"/>
           <w:sz w:val="24"/>
         </w:rPr>
-        <w:t>Q19. "Why 45 seconds average latency, and how would you reduce it?"</w:t>
+        <w:t>Q19. What is a cron job, and how is it different from a queue job?</w:t>
+      </w:r>
+      <w:r>
+        <w:rPr>
+          <w:color w:val="1F3A5F"/>
+          <w:sz w:val="24"/>
+        </w:rPr>
+      </w:r>
+    </w:p>
+    <w:p>
+      <w:r>
+        <w:rPr/>
+      </w:r>
+      <w:r>
+        <w:rPr>
+          <w:b/>
+        </w:rPr>
+        <w:t>Short answer:</w:t>
+      </w:r>
+      <w:r>
+        <w:rPr/>
+        <w:t xml:space="preserve"> A cron job runs on a schedule; a queue job runs when something enqueues it. Often a cron enqueues jobs.</w:t>
+      </w:r>
+    </w:p>
+    <w:p>
+      <w:r>
+        <w:rPr/>
+      </w:r>
+      <w:r>
+        <w:rPr>
+          <w:b/>
+        </w:rPr>
+        <w:t>Explanation:</w:t>
+      </w:r>
+      <w:r>
+        <w:rPr/>
+        <w:t xml:space="preserve"> Schedulers must avoid running twice across instances.</w:t>
+      </w:r>
+    </w:p>
+    <w:p>
+      <w:r>
+        <w:rPr/>
+      </w:r>
+      <w:r>
+        <w:rPr>
+          <w:b/>
+        </w:rPr>
+        <w:t>Example:</w:t>
+      </w:r>
+      <w:r>
+        <w:rPr/>
+        <w:t xml:space="preserve"> Celery Beat at 02:00 enqueues "aggregate yesterday's scores" for each tenant.</w:t>
+      </w:r>
+    </w:p>
+    <w:p>
+      <w:r>
+        <w:rPr/>
+      </w:r>
+      <w:r>
+        <w:rPr>
+          <w:b/>
+        </w:rPr>
+        <w:t>Say it like this:</w:t>
+      </w:r>
+      <w:r>
+        <w:rPr/>
+        <w:t xml:space="preserve"> "Cron decides when, the queue decides who does it and handles retries."</w:t>
+      </w:r>
+    </w:p>
+    <w:p>
+      <w:pPr>
+        <w:pBdr>
+          <w:bottom w:val="single" w:sz="6" w:space="1" w:color="BFC7D5"/>
+        </w:pBdr>
+      </w:pPr>
+    </w:p>
+    <w:p>
+      <w:pPr>
+        <w:keepNext/>
+        <w:spacing w:before="200"/>
+      </w:pPr>
+      <w:r>
+        <w:rPr>
+          <w:color w:val="1F3A5F"/>
+          <w:sz w:val="24"/>
+        </w:rPr>
+      </w:r>
+      <w:r>
+        <w:rPr>
+          <w:b/>
+          <w:color w:val="1F3A5F"/>
+          <w:sz w:val="24"/>
+        </w:rPr>
+        <w:t>Q20. What is a poison message?</w:t>
+      </w:r>
+      <w:r>
+        <w:rPr>
+          <w:color w:val="1F3A5F"/>
+          <w:sz w:val="24"/>
+        </w:rPr>
+      </w:r>
+    </w:p>
+    <w:p>
+      <w:r>
+        <w:rPr/>
+      </w:r>
+      <w:r>
+        <w:rPr>
+          <w:b/>
+        </w:rPr>
+        <w:t>Short answer:</w:t>
+      </w:r>
+      <w:r>
+        <w:rPr/>
+        <w:t xml:space="preserve"> A message that always fails (bad data, bug), which would retry forever without a limit.</w:t>
+      </w:r>
+    </w:p>
+    <w:p>
+      <w:r>
+        <w:rPr/>
+      </w:r>
+      <w:r>
+        <w:rPr>
+          <w:b/>
+        </w:rPr>
+        <w:t>Explanation:</w:t>
+      </w:r>
+      <w:r>
+        <w:rPr/>
+        <w:t xml:space="preserve"> Cap retries and move it to a dead-letter queue.</w:t>
+      </w:r>
+    </w:p>
+    <w:p>
+      <w:r>
+        <w:rPr/>
+      </w:r>
+      <w:r>
+        <w:rPr>
+          <w:b/>
+        </w:rPr>
+        <w:t>Example:</w:t>
+      </w:r>
+      <w:r>
+        <w:rPr/>
+        <w:t xml:space="preserve"> A transcript with invalid encoding crashes the parser every time.</w:t>
+      </w:r>
+    </w:p>
+    <w:p>
+      <w:r>
+        <w:rPr/>
+      </w:r>
+      <w:r>
+        <w:rPr>
+          <w:b/>
+        </w:rPr>
+        <w:t>Say it like this:</w:t>
+      </w:r>
+      <w:r>
+        <w:rPr/>
+        <w:t xml:space="preserve"> "Poison messages are why every queue needs a retry limit and a dead-letter queue."</w:t>
+      </w:r>
+    </w:p>
+    <w:p>
+      <w:pPr>
+        <w:pBdr>
+          <w:bottom w:val="single" w:sz="6" w:space="1" w:color="BFC7D5"/>
+        </w:pBdr>
+      </w:pPr>
+    </w:p>
+    <w:p>
+      <w:pPr>
+        <w:keepNext/>
+        <w:spacing w:before="200"/>
+      </w:pPr>
+      <w:r>
+        <w:rPr>
+          <w:color w:val="1F3A5F"/>
+          <w:sz w:val="24"/>
+        </w:rPr>
+      </w:r>
+      <w:r>
+        <w:rPr>
+          <w:b/>
+          <w:color w:val="1F3A5F"/>
+          <w:sz w:val="24"/>
+        </w:rPr>
+        <w:t>Q21. What is the visibility timeout in SQS?</w:t>
+      </w:r>
+      <w:r>
+        <w:rPr>
+          <w:color w:val="1F3A5F"/>
+          <w:sz w:val="24"/>
+        </w:rPr>
+      </w:r>
+    </w:p>
+    <w:p>
+      <w:r>
+        <w:rPr/>
+      </w:r>
+      <w:r>
+        <w:rPr>
+          <w:b/>
+        </w:rPr>
+        <w:t>Short answer:</w:t>
+      </w:r>
+      <w:r>
+        <w:rPr/>
+        <w:t xml:space="preserve"> After a consumer receives a message, it's hidden for that period; if not deleted in time, it becomes visible again for another consumer.</w:t>
+      </w:r>
+    </w:p>
+    <w:p>
+      <w:r>
+        <w:rPr/>
+      </w:r>
+      <w:r>
+        <w:rPr>
+          <w:b/>
+        </w:rPr>
+        <w:t>Explanation:</w:t>
+      </w:r>
+      <w:r>
+        <w:rPr/>
+        <w:t xml:space="preserve"> Set it longer than the maximum processing time, or extend it while working.</w:t>
+      </w:r>
+    </w:p>
+    <w:p>
+      <w:r>
+        <w:rPr/>
+      </w:r>
+      <w:r>
+        <w:rPr>
+          <w:b/>
+        </w:rPr>
+        <w:t>Example:</w:t>
+      </w:r>
+      <w:r>
+        <w:rPr/>
+        <w:t xml:space="preserve"> Processing takes up to 3 minutes → visibility timeout 5 minutes.</w:t>
+      </w:r>
+    </w:p>
+    <w:p>
+      <w:r>
+        <w:rPr/>
+      </w:r>
+      <w:r>
+        <w:rPr>
+          <w:b/>
+        </w:rPr>
+        <w:t>Say it like this:</w:t>
+      </w:r>
+      <w:r>
+        <w:rPr/>
+        <w:t xml:space="preserve"> "If the timeout is shorter than the job, the same job runs twice, so I size it to the slowest case."</w:t>
+      </w:r>
+    </w:p>
+    <w:p>
+      <w:pPr>
+        <w:pBdr>
+          <w:bottom w:val="single" w:sz="6" w:space="1" w:color="BFC7D5"/>
+        </w:pBdr>
+      </w:pPr>
+    </w:p>
+    <w:p>
+      <w:pPr>
+        <w:keepNext/>
+        <w:spacing w:before="200"/>
+      </w:pPr>
+      <w:r>
+        <w:rPr>
+          <w:color w:val="1F3A5F"/>
+          <w:sz w:val="24"/>
+        </w:rPr>
+      </w:r>
+      <w:r>
+        <w:rPr>
+          <w:b/>
+          <w:color w:val="1F3A5F"/>
+          <w:sz w:val="24"/>
+        </w:rPr>
+        <w:t>Q22. What does "eventual consistency" mean in async systems?</w:t>
+      </w:r>
+      <w:r>
+        <w:rPr>
+          <w:color w:val="1F3A5F"/>
+          <w:sz w:val="24"/>
+        </w:rPr>
+      </w:r>
+    </w:p>
+    <w:p>
+      <w:r>
+        <w:rPr/>
+      </w:r>
+      <w:r>
+        <w:rPr>
+          <w:b/>
+        </w:rPr>
+        <w:t>Short answer:</w:t>
+      </w:r>
+      <w:r>
+        <w:rPr/>
+        <w:t xml:space="preserve"> After a change, other parts of the system catch up shortly, not instantly.</w:t>
+      </w:r>
+    </w:p>
+    <w:p>
+      <w:r>
+        <w:rPr/>
+      </w:r>
+      <w:r>
+        <w:rPr>
+          <w:b/>
+        </w:rPr>
+        <w:t>Explanation:</w:t>
+      </w:r>
+      <w:r>
+        <w:rPr/>
+        <w:t xml:space="preserve"> The UI must handle in-between states ("processing").</w:t>
+      </w:r>
+    </w:p>
+    <w:p>
+      <w:r>
+        <w:rPr/>
+      </w:r>
+      <w:r>
+        <w:rPr>
+          <w:b/>
+        </w:rPr>
+        <w:t>Example:</w:t>
+      </w:r>
+      <w:r>
+        <w:rPr/>
+        <w:t xml:space="preserve"> A scorecard is saved, but the leaderboard updates a few seconds later.</w:t>
+      </w:r>
+    </w:p>
+    <w:p>
+      <w:r>
+        <w:rPr/>
+      </w:r>
+      <w:r>
+        <w:rPr>
+          <w:b/>
+        </w:rPr>
+        <w:t>Say it like this:</w:t>
+      </w:r>
+      <w:r>
+        <w:rPr/>
+        <w:t xml:space="preserve"> "Async systems are eventually consistent, so the UI shows pending states instead of pretending things are instant."</w:t>
+      </w:r>
+    </w:p>
+    <w:p>
+      <w:pPr>
+        <w:pBdr>
+          <w:bottom w:val="single" w:sz="6" w:space="1" w:color="BFC7D5"/>
+        </w:pBdr>
+      </w:pPr>
+    </w:p>
+    <w:p>
+      <w:pPr>
+        <w:pStyle w:val="Heading2"/>
+        <w:pBdr>
+          <w:bottom w:val="single" w:sz="6" w:space="1" w:color="BFC7D5"/>
+        </w:pBdr>
+      </w:pPr>
+      <w:r>
+        <w:rPr/>
+        <w:t>🟡 More Intermediate</w:t>
+      </w:r>
+    </w:p>
+    <w:p>
+      <w:pPr>
+        <w:keepNext/>
+        <w:spacing w:before="200"/>
+      </w:pPr>
+      <w:r>
+        <w:rPr>
+          <w:color w:val="1F3A5F"/>
+          <w:sz w:val="24"/>
+        </w:rPr>
+      </w:r>
+      <w:r>
+        <w:rPr>
+          <w:b/>
+          <w:color w:val="1F3A5F"/>
+          <w:sz w:val="24"/>
+        </w:rPr>
+        <w:t>Q23. How do you prioritise jobs?</w:t>
+      </w:r>
+      <w:r>
+        <w:rPr>
+          <w:color w:val="1F3A5F"/>
+          <w:sz w:val="24"/>
+        </w:rPr>
+      </w:r>
+    </w:p>
+    <w:p>
+      <w:r>
+        <w:rPr/>
+      </w:r>
+      <w:r>
+        <w:rPr>
+          <w:b/>
+        </w:rPr>
+        <w:t>Short answer:</w:t>
+      </w:r>
+      <w:r>
+        <w:rPr/>
+        <w:t xml:space="preserve"> Separate queues per priority with dedicated or weighted workers, or priority queues where supported.</w:t>
+      </w:r>
+    </w:p>
+    <w:p>
+      <w:r>
+        <w:rPr/>
+      </w:r>
+      <w:r>
+        <w:rPr>
+          <w:b/>
+        </w:rPr>
+        <w:t>Explanation:</w:t>
+      </w:r>
+      <w:r>
+        <w:rPr/>
+        <w:t xml:space="preserve"> Prevent low-priority floods from delaying urgent work.</w:t>
+      </w:r>
+    </w:p>
+    <w:p>
+      <w:r>
+        <w:rPr/>
+      </w:r>
+      <w:r>
+        <w:rPr>
+          <w:b/>
+        </w:rPr>
+        <w:t>Example:</w:t>
+      </w:r>
+      <w:r>
+        <w:rPr/>
+        <w:t xml:space="preserve"> </w:t>
+      </w:r>
+      <w:r>
+        <w:rPr>
+          <w:rFonts w:ascii="Courier New" w:hAnsi="Courier New"/>
+          <w:color w:val="B42318"/>
+          <w:sz w:val="20"/>
+        </w:rPr>
+        <w:t>score-live</w:t>
+      </w:r>
+      <w:r>
+        <w:rPr/>
+        <w:t xml:space="preserve"> for new calls, </w:t>
+      </w:r>
+      <w:r>
+        <w:rPr>
+          <w:rFonts w:ascii="Courier New" w:hAnsi="Courier New"/>
+          <w:color w:val="B42318"/>
+          <w:sz w:val="20"/>
+        </w:rPr>
+        <w:t>score-backfill</w:t>
+      </w:r>
+      <w:r>
+        <w:rPr/>
+        <w:t xml:space="preserve"> for re-scoring history, with more workers on </w:t>
+      </w:r>
+      <w:r>
+        <w:rPr>
+          <w:rFonts w:ascii="Courier New" w:hAnsi="Courier New"/>
+          <w:color w:val="B42318"/>
+          <w:sz w:val="20"/>
+        </w:rPr>
+        <w:t>score-live</w:t>
+      </w:r>
+      <w:r>
+        <w:rPr/>
+        <w:t>.</w:t>
+      </w:r>
+    </w:p>
+    <w:p>
+      <w:r>
+        <w:rPr/>
+      </w:r>
+      <w:r>
+        <w:rPr>
+          <w:b/>
+        </w:rPr>
+        <w:t>Say it like this:</w:t>
+      </w:r>
+      <w:r>
+        <w:rPr/>
+        <w:t xml:space="preserve"> "Urgent and bulk work never share a queue, so a backfill can't delay new calls."</w:t>
+      </w:r>
+    </w:p>
+    <w:p>
+      <w:pPr>
+        <w:pBdr>
+          <w:bottom w:val="single" w:sz="6" w:space="1" w:color="BFC7D5"/>
+        </w:pBdr>
+      </w:pPr>
+    </w:p>
+    <w:p>
+      <w:pPr>
+        <w:keepNext/>
+        <w:spacing w:before="200"/>
+      </w:pPr>
+      <w:r>
+        <w:rPr>
+          <w:color w:val="1F3A5F"/>
+          <w:sz w:val="24"/>
+        </w:rPr>
+      </w:r>
+      <w:r>
+        <w:rPr>
+          <w:b/>
+          <w:color w:val="1F3A5F"/>
+          <w:sz w:val="24"/>
+        </w:rPr>
+        <w:t>Q24. How do you schedule a job for the future?</w:t>
+      </w:r>
+      <w:r>
+        <w:rPr>
+          <w:color w:val="1F3A5F"/>
+          <w:sz w:val="24"/>
+        </w:rPr>
+      </w:r>
+    </w:p>
+    <w:p>
+      <w:r>
+        <w:rPr/>
+      </w:r>
+      <w:r>
+        <w:rPr>
+          <w:b/>
+        </w:rPr>
+        <w:t>Short answer:</w:t>
+      </w:r>
+      <w:r>
+        <w:rPr/>
+        <w:t xml:space="preserve"> Delayed messages (SQS delay, BullMQ </w:t>
+      </w:r>
+      <w:r>
+        <w:rPr>
+          <w:rFonts w:ascii="Courier New" w:hAnsi="Courier New"/>
+          <w:color w:val="B42318"/>
+          <w:sz w:val="20"/>
+        </w:rPr>
+        <w:t>delay</w:t>
+      </w:r>
+      <w:r>
+        <w:rPr/>
+        <w:t xml:space="preserve">, Celery </w:t>
+      </w:r>
+      <w:r>
+        <w:rPr>
+          <w:rFonts w:ascii="Courier New" w:hAnsi="Courier New"/>
+          <w:color w:val="B42318"/>
+          <w:sz w:val="20"/>
+        </w:rPr>
+        <w:t>eta</w:t>
+      </w:r>
+      <w:r>
+        <w:rPr/>
+        <w:t>/</w:t>
+      </w:r>
+      <w:r>
+        <w:rPr>
+          <w:rFonts w:ascii="Courier New" w:hAnsi="Courier New"/>
+          <w:color w:val="B42318"/>
+          <w:sz w:val="20"/>
+        </w:rPr>
+        <w:t>countdown</w:t>
+      </w:r>
+      <w:r>
+        <w:rPr/>
+        <w:t>), or a scheduled-jobs table polled by a worker for long delays.</w:t>
+      </w:r>
+    </w:p>
+    <w:p>
+      <w:r>
+        <w:rPr/>
+      </w:r>
+      <w:r>
+        <w:rPr>
+          <w:b/>
+        </w:rPr>
+        <w:t>Explanation:</w:t>
+      </w:r>
+      <w:r>
+        <w:rPr/>
+        <w:t xml:space="preserve"> Very long delays are better in a database than in the broker.</w:t>
+      </w:r>
+    </w:p>
+    <w:p>
+      <w:r>
+        <w:rPr/>
+      </w:r>
+      <w:r>
+        <w:rPr>
+          <w:b/>
+        </w:rPr>
+        <w:t>Example:</w:t>
+      </w:r>
+      <w:r>
+        <w:rPr/>
+        <w:t xml:space="preserve"> Send a reminder 24 hours before a session: store </w:t>
+      </w:r>
+      <w:r>
+        <w:rPr>
+          <w:rFonts w:ascii="Courier New" w:hAnsi="Courier New"/>
+          <w:color w:val="B42318"/>
+          <w:sz w:val="20"/>
+        </w:rPr>
+        <w:t>remind_at</w:t>
+      </w:r>
+      <w:r>
+        <w:rPr/>
+        <w:t xml:space="preserve"> and let a poller enqueue it.</w:t>
+      </w:r>
+    </w:p>
+    <w:p>
+      <w:r>
+        <w:rPr/>
+      </w:r>
+      <w:r>
+        <w:rPr>
+          <w:b/>
+        </w:rPr>
+        <w:t>Say it like this:</w:t>
+      </w:r>
+      <w:r>
+        <w:rPr/>
+        <w:t xml:space="preserve"> "Short delays use the queue; anything far in the future lives in a table that a scheduler checks."</w:t>
+      </w:r>
+    </w:p>
+    <w:p>
+      <w:pPr>
+        <w:pBdr>
+          <w:bottom w:val="single" w:sz="6" w:space="1" w:color="BFC7D5"/>
+        </w:pBdr>
+      </w:pPr>
+    </w:p>
+    <w:p>
+      <w:pPr>
+        <w:keepNext/>
+        <w:spacing w:before="200"/>
+      </w:pPr>
+      <w:r>
+        <w:rPr>
+          <w:color w:val="1F3A5F"/>
+          <w:sz w:val="24"/>
+        </w:rPr>
+      </w:r>
+      <w:r>
+        <w:rPr>
+          <w:b/>
+          <w:color w:val="1F3A5F"/>
+          <w:sz w:val="24"/>
+        </w:rPr>
+        <w:t>Q25. How do you chain or fan out jobs?</w:t>
+      </w:r>
+      <w:r>
+        <w:rPr>
+          <w:color w:val="1F3A5F"/>
+          <w:sz w:val="24"/>
+        </w:rPr>
+      </w:r>
+    </w:p>
+    <w:p>
+      <w:r>
+        <w:rPr/>
+      </w:r>
+      <w:r>
+        <w:rPr>
+          <w:b/>
+        </w:rPr>
+        <w:t>Short answer:</w:t>
+      </w:r>
+      <w:r>
+        <w:rPr/>
+        <w:t xml:space="preserve"> Chains run steps in sequence; fan-out runs many in parallel and a final step aggregates results (Celery </w:t>
+      </w:r>
+      <w:r>
+        <w:rPr>
+          <w:rFonts w:ascii="Courier New" w:hAnsi="Courier New"/>
+          <w:color w:val="B42318"/>
+          <w:sz w:val="20"/>
+        </w:rPr>
+        <w:t>chain</w:t>
+      </w:r>
+      <w:r>
+        <w:rPr/>
+        <w:t xml:space="preserve">, </w:t>
+      </w:r>
+      <w:r>
+        <w:rPr>
+          <w:rFonts w:ascii="Courier New" w:hAnsi="Courier New"/>
+          <w:color w:val="B42318"/>
+          <w:sz w:val="20"/>
+        </w:rPr>
+        <w:t>group</w:t>
+      </w:r>
+      <w:r>
+        <w:rPr/>
+        <w:t xml:space="preserve">, </w:t>
+      </w:r>
+      <w:r>
+        <w:rPr>
+          <w:rFonts w:ascii="Courier New" w:hAnsi="Courier New"/>
+          <w:color w:val="B42318"/>
+          <w:sz w:val="20"/>
+        </w:rPr>
+        <w:t>chord</w:t>
+      </w:r>
+      <w:r>
+        <w:rPr/>
+        <w:t>; BullMQ flows).</w:t>
+      </w:r>
+    </w:p>
+    <w:p>
+      <w:r>
+        <w:rPr/>
+      </w:r>
+      <w:r>
+        <w:rPr>
+          <w:b/>
+        </w:rPr>
+        <w:t>Explanation:</w:t>
+      </w:r>
+      <w:r>
+        <w:rPr/>
+        <w:t xml:space="preserve"> Store intermediate results durably so a failed step can resume.</w:t>
+      </w:r>
+    </w:p>
+    <w:p>
+      <w:r>
+        <w:rPr/>
+      </w:r>
+      <w:r>
+        <w:rPr>
+          <w:b/>
+        </w:rPr>
+        <w:t>Example:</w:t>
+      </w:r>
+      <w:r>
+        <w:rPr/>
+        <w:t xml:space="preserve"> </w:t>
+      </w:r>
+      <w:r>
+        <w:rPr>
+          <w:rFonts w:ascii="Courier New" w:hAnsi="Courier New"/>
+          <w:color w:val="B42318"/>
+          <w:sz w:val="20"/>
+        </w:rPr>
+        <w:t>chord([score_chunk.s(c) for c in chunks], combine_scores.s(call_id))</w:t>
+      </w:r>
+      <w:r>
+        <w:rPr/>
+        <w:t>.</w:t>
+      </w:r>
+    </w:p>
+    <w:p>
+      <w:r>
+        <w:rPr/>
+      </w:r>
+      <w:r>
+        <w:rPr>
+          <w:b/>
+        </w:rPr>
+        <w:t>Say it like this:</w:t>
+      </w:r>
+      <w:r>
+        <w:rPr/>
+        <w:t xml:space="preserve"> "Chunks are scored in parallel and a final step combines them, which is exactly a fan-out and fan-in."</w:t>
+      </w:r>
+    </w:p>
+    <w:p>
+      <w:pPr>
+        <w:pBdr>
+          <w:bottom w:val="single" w:sz="6" w:space="1" w:color="BFC7D5"/>
+        </w:pBdr>
+      </w:pPr>
+    </w:p>
+    <w:p>
+      <w:pPr>
+        <w:keepNext/>
+        <w:spacing w:before="200"/>
+      </w:pPr>
+      <w:r>
+        <w:rPr>
+          <w:color w:val="1F3A5F"/>
+          <w:sz w:val="24"/>
+        </w:rPr>
+      </w:r>
+      <w:r>
+        <w:rPr>
+          <w:b/>
+          <w:color w:val="1F3A5F"/>
+          <w:sz w:val="24"/>
+        </w:rPr>
+        <w:t>Q26. How do you monitor queues?</w:t>
+      </w:r>
+      <w:r>
+        <w:rPr>
+          <w:color w:val="1F3A5F"/>
+          <w:sz w:val="24"/>
+        </w:rPr>
+      </w:r>
+    </w:p>
+    <w:p>
+      <w:r>
+        <w:rPr/>
+      </w:r>
+      <w:r>
+        <w:rPr>
+          <w:b/>
+        </w:rPr>
+        <w:t>Short answer:</w:t>
+      </w:r>
+      <w:r>
+        <w:rPr/>
+        <w:t xml:space="preserve"> Queue depth, age of the oldest message, processing rate, failure and retry rate, DLQ size, and per-job duration.</w:t>
+      </w:r>
+    </w:p>
+    <w:p>
+      <w:r>
+        <w:rPr/>
+      </w:r>
+      <w:r>
+        <w:rPr>
+          <w:b/>
+        </w:rPr>
+        <w:t>Explanation:</w:t>
+      </w:r>
+      <w:r>
+        <w:rPr/>
+        <w:t xml:space="preserve"> Age is the best alert: it reflects user impact.</w:t>
+      </w:r>
+    </w:p>
+    <w:p>
+      <w:r>
+        <w:rPr/>
+      </w:r>
+      <w:r>
+        <w:rPr>
+          <w:b/>
+        </w:rPr>
+        <w:t>Example:</w:t>
+      </w:r>
+      <w:r>
+        <w:rPr/>
+        <w:t xml:space="preserve"> Alert if the oldest message in </w:t>
+      </w:r>
+      <w:r>
+        <w:rPr>
+          <w:rFonts w:ascii="Courier New" w:hAnsi="Courier New"/>
+          <w:color w:val="B42318"/>
+          <w:sz w:val="20"/>
+        </w:rPr>
+        <w:t>score-live</w:t>
+      </w:r>
+      <w:r>
+        <w:rPr/>
+        <w:t xml:space="preserve"> is older than 10 minutes.</w:t>
+      </w:r>
+    </w:p>
+    <w:p>
+      <w:r>
+        <w:rPr/>
+      </w:r>
+      <w:r>
+        <w:rPr>
+          <w:b/>
+        </w:rPr>
+        <w:t>Say it like this:</w:t>
+      </w:r>
+      <w:r>
+        <w:rPr/>
+        <w:t xml:space="preserve"> "I alert on how old the oldest job is, because that's how late users get their results."</w:t>
+      </w:r>
+    </w:p>
+    <w:p>
+      <w:pPr>
+        <w:pBdr>
+          <w:bottom w:val="single" w:sz="6" w:space="1" w:color="BFC7D5"/>
+        </w:pBdr>
+      </w:pPr>
+    </w:p>
+    <w:p>
+      <w:pPr>
+        <w:keepNext/>
+        <w:spacing w:before="200"/>
+      </w:pPr>
+      <w:r>
+        <w:rPr>
+          <w:color w:val="1F3A5F"/>
+          <w:sz w:val="24"/>
+        </w:rPr>
+      </w:r>
+      <w:r>
+        <w:rPr>
+          <w:b/>
+          <w:color w:val="1F3A5F"/>
+          <w:sz w:val="24"/>
+        </w:rPr>
+        <w:t>Q27. How do you handle very large job payloads?</w:t>
+      </w:r>
+      <w:r>
+        <w:rPr>
+          <w:color w:val="1F3A5F"/>
+          <w:sz w:val="24"/>
+        </w:rPr>
+      </w:r>
+    </w:p>
+    <w:p>
+      <w:r>
+        <w:rPr/>
+      </w:r>
+      <w:r>
+        <w:rPr>
+          <w:b/>
+        </w:rPr>
+        <w:t>Short answer:</w:t>
+      </w:r>
+      <w:r>
+        <w:rPr/>
+        <w:t xml:space="preserve"> Store the data in S3 or the database and put only a reference (ID or key) in the message.</w:t>
+      </w:r>
+    </w:p>
+    <w:p>
+      <w:r>
+        <w:rPr/>
+      </w:r>
+      <w:r>
+        <w:rPr>
+          <w:b/>
+        </w:rPr>
+        <w:t>Explanation:</w:t>
+      </w:r>
+      <w:r>
+        <w:rPr/>
+        <w:t xml:space="preserve"> Brokers have size limits (SQS 256 KB) and large messages slow everything.</w:t>
+      </w:r>
+    </w:p>
+    <w:p>
+      <w:r>
+        <w:rPr/>
+      </w:r>
+      <w:r>
+        <w:rPr>
+          <w:b/>
+        </w:rPr>
+        <w:t>Example:</w:t>
+      </w:r>
+      <w:r>
+        <w:rPr/>
+        <w:t xml:space="preserve"> Message </w:t>
+      </w:r>
+      <w:r>
+        <w:rPr>
+          <w:rFonts w:ascii="Courier New" w:hAnsi="Courier New"/>
+          <w:color w:val="B42318"/>
+          <w:sz w:val="20"/>
+        </w:rPr>
+        <w:t>{ callId: "c_42" }</w:t>
+      </w:r>
+      <w:r>
+        <w:rPr/>
+        <w:t>; the worker loads the transcript from storage.</w:t>
+      </w:r>
+    </w:p>
+    <w:p>
+      <w:r>
+        <w:rPr/>
+      </w:r>
+      <w:r>
+        <w:rPr>
+          <w:b/>
+        </w:rPr>
+        <w:t>Say it like this:</w:t>
+      </w:r>
+      <w:r>
+        <w:rPr/>
+        <w:t xml:space="preserve"> "Messages carry IDs, not data. The data lives in storage."</w:t>
+      </w:r>
+    </w:p>
+    <w:p>
+      <w:pPr>
+        <w:pBdr>
+          <w:bottom w:val="single" w:sz="6" w:space="1" w:color="BFC7D5"/>
+        </w:pBdr>
+      </w:pPr>
+    </w:p>
+    <w:p>
+      <w:pPr>
+        <w:keepNext/>
+        <w:spacing w:before="200"/>
+      </w:pPr>
+      <w:r>
+        <w:rPr>
+          <w:color w:val="1F3A5F"/>
+          <w:sz w:val="24"/>
+        </w:rPr>
+      </w:r>
+      <w:r>
+        <w:rPr>
+          <w:b/>
+          <w:color w:val="1F3A5F"/>
+          <w:sz w:val="24"/>
+        </w:rPr>
+        <w:t>Q28. What is backpressure in queue-based systems?</w:t>
+      </w:r>
+      <w:r>
+        <w:rPr>
+          <w:color w:val="1F3A5F"/>
+          <w:sz w:val="24"/>
+        </w:rPr>
+      </w:r>
+    </w:p>
+    <w:p>
+      <w:r>
+        <w:rPr/>
+      </w:r>
+      <w:r>
+        <w:rPr>
+          <w:b/>
+        </w:rPr>
+        <w:t>Short answer:</w:t>
+      </w:r>
+      <w:r>
+        <w:rPr/>
+        <w:t xml:space="preserve"> Slowing producers when consumers can't keep up, by rejecting or delaying new work, or limiting in-flight jobs.</w:t>
+      </w:r>
+    </w:p>
+    <w:p>
+      <w:r>
+        <w:rPr/>
+      </w:r>
+      <w:r>
+        <w:rPr>
+          <w:b/>
+        </w:rPr>
+        <w:t>Explanation:</w:t>
+      </w:r>
+      <w:r>
+        <w:rPr/>
+        <w:t xml:space="preserve"> Without it, queues grow until timeouts and costs explode.</w:t>
+      </w:r>
+    </w:p>
+    <w:p>
+      <w:r>
+        <w:rPr/>
+      </w:r>
+      <w:r>
+        <w:rPr>
+          <w:b/>
+        </w:rPr>
+        <w:t>Example:</w:t>
+      </w:r>
+      <w:r>
+        <w:rPr/>
+        <w:t xml:space="preserve"> The API returns 429 for bulk re-score requests when the backlog exceeds a threshold.</w:t>
+      </w:r>
+    </w:p>
+    <w:p>
+      <w:r>
+        <w:rPr/>
+      </w:r>
+      <w:r>
+        <w:rPr>
+          <w:b/>
+        </w:rPr>
+        <w:t>Say it like this:</w:t>
+      </w:r>
+      <w:r>
+        <w:rPr/>
+        <w:t xml:space="preserve"> "When the system is full, it should say so early rather than accept work it can't finish in time."</w:t>
+      </w:r>
+    </w:p>
+    <w:p>
+      <w:pPr>
+        <w:pBdr>
+          <w:bottom w:val="single" w:sz="6" w:space="1" w:color="BFC7D5"/>
+        </w:pBdr>
+      </w:pPr>
+    </w:p>
+    <w:p>
+      <w:pPr>
+        <w:keepNext/>
+        <w:spacing w:before="200"/>
+      </w:pPr>
+      <w:r>
+        <w:rPr>
+          <w:color w:val="1F3A5F"/>
+          <w:sz w:val="24"/>
+        </w:rPr>
+      </w:r>
+      <w:r>
+        <w:rPr>
+          <w:b/>
+          <w:color w:val="1F3A5F"/>
+          <w:sz w:val="24"/>
+        </w:rPr>
+        <w:t>Q29. How do you make a consumer idempotent when the side effect is external (like sending an email)?</w:t>
+      </w:r>
+      <w:r>
+        <w:rPr>
+          <w:color w:val="1F3A5F"/>
+          <w:sz w:val="24"/>
+        </w:rPr>
+      </w:r>
+    </w:p>
+    <w:p>
+      <w:r>
+        <w:rPr/>
+      </w:r>
+      <w:r>
+        <w:rPr>
+          <w:b/>
+        </w:rPr>
+        <w:t>Short answer:</w:t>
+      </w:r>
+      <w:r>
+        <w:rPr/>
+        <w:t xml:space="preserve"> Record the intent with a unique key before or atomically with sending, check it before sending, and use provider idempotency keys if available.</w:t>
+      </w:r>
+    </w:p>
+    <w:p>
+      <w:r>
+        <w:rPr/>
+      </w:r>
+      <w:r>
+        <w:rPr>
+          <w:b/>
+        </w:rPr>
+        <w:t>Explanation:</w:t>
+      </w:r>
+      <w:r>
+        <w:rPr/>
+        <w:t xml:space="preserve"> Perfect exactly-once to external systems isn't possible; minimise duplicates.</w:t>
+      </w:r>
+    </w:p>
+    <w:p>
+      <w:r>
+        <w:rPr/>
+      </w:r>
+      <w:r>
+        <w:rPr>
+          <w:b/>
+        </w:rPr>
+        <w:t>Example:</w:t>
+      </w:r>
+      <w:r>
+        <w:rPr/>
+        <w:t xml:space="preserve"> </w:t>
+      </w:r>
+      <w:r>
+        <w:rPr>
+          <w:rFonts w:ascii="Courier New" w:hAnsi="Courier New"/>
+          <w:color w:val="B42318"/>
+          <w:sz w:val="20"/>
+        </w:rPr>
+        <w:t>INSERT INTO sent_emails (event_id) ON CONFLICT DO NOTHING RETURNING id</w:t>
+      </w:r>
+      <w:r>
+        <w:rPr/>
+        <w:t xml:space="preserve"> → send only if inserted.</w:t>
+      </w:r>
+    </w:p>
+    <w:p>
+      <w:r>
+        <w:rPr/>
+      </w:r>
+      <w:r>
+        <w:rPr>
+          <w:b/>
+        </w:rPr>
+        <w:t>Say it like this:</w:t>
+      </w:r>
+      <w:r>
+        <w:rPr/>
+        <w:t xml:space="preserve"> "A unique record per event decides whether to send, so retries don't spam users."</w:t>
+      </w:r>
+    </w:p>
+    <w:p>
+      <w:pPr>
+        <w:pBdr>
+          <w:bottom w:val="single" w:sz="6" w:space="1" w:color="BFC7D5"/>
+        </w:pBdr>
+      </w:pPr>
+    </w:p>
+    <w:p>
+      <w:pPr>
+        <w:keepNext/>
+        <w:spacing w:before="200"/>
+      </w:pPr>
+      <w:r>
+        <w:rPr>
+          <w:color w:val="1F3A5F"/>
+          <w:sz w:val="24"/>
+        </w:rPr>
+      </w:r>
+      <w:r>
+        <w:rPr>
+          <w:b/>
+          <w:color w:val="1F3A5F"/>
+          <w:sz w:val="24"/>
+        </w:rPr>
+        <w:t>Q30. Kafka basics: topics, partitions, consumer groups and offsets?</w:t>
+      </w:r>
+      <w:r>
+        <w:rPr>
+          <w:color w:val="1F3A5F"/>
+          <w:sz w:val="24"/>
+        </w:rPr>
+      </w:r>
+    </w:p>
+    <w:p>
+      <w:r>
+        <w:rPr/>
+      </w:r>
+      <w:r>
+        <w:rPr>
+          <w:b/>
+        </w:rPr>
+        <w:t>Short answer:</w:t>
+      </w:r>
+      <w:r>
+        <w:rPr/>
+        <w:t xml:space="preserve"> Topics are split into partitions (ordered logs); consumers in a group share partitions; each group tracks its offset (position) per partition.</w:t>
+      </w:r>
+    </w:p>
+    <w:p>
+      <w:r>
+        <w:rPr/>
+      </w:r>
+      <w:r>
+        <w:rPr>
+          <w:b/>
+        </w:rPr>
+        <w:t>Explanation:</w:t>
+      </w:r>
+      <w:r>
+        <w:rPr/>
+        <w:t xml:space="preserve"> Ordering is per partition; parallelism is limited by the number of partitions.</w:t>
+      </w:r>
+    </w:p>
+    <w:p>
+      <w:r>
+        <w:rPr/>
+      </w:r>
+      <w:r>
+        <w:rPr>
+          <w:b/>
+        </w:rPr>
+        <w:t>Example:</w:t>
+      </w:r>
+      <w:r>
+        <w:rPr/>
+        <w:t xml:space="preserve"> </w:t>
+      </w:r>
+      <w:r>
+        <w:rPr>
+          <w:rFonts w:ascii="Courier New" w:hAnsi="Courier New"/>
+          <w:color w:val="B42318"/>
+          <w:sz w:val="20"/>
+        </w:rPr>
+        <w:t>call-events</w:t>
+      </w:r>
+      <w:r>
+        <w:rPr/>
+        <w:t xml:space="preserve"> with 12 partitions keyed by </w:t>
+      </w:r>
+      <w:r>
+        <w:rPr>
+          <w:rFonts w:ascii="Courier New" w:hAnsi="Courier New"/>
+          <w:color w:val="B42318"/>
+          <w:sz w:val="20"/>
+        </w:rPr>
+        <w:t>call_id</w:t>
+      </w:r>
+      <w:r>
+        <w:rPr/>
+        <w:t>; analytics and notifications are separate groups.</w:t>
+      </w:r>
+    </w:p>
+    <w:p>
+      <w:r>
+        <w:rPr/>
+      </w:r>
+      <w:r>
+        <w:rPr>
+          <w:b/>
+        </w:rPr>
+        <w:t>Say it like this:</w:t>
+      </w:r>
+      <w:r>
+        <w:rPr/>
+        <w:t xml:space="preserve"> "Partitions give order and parallelism, consumer groups let several services read the same events independently."</w:t>
+      </w:r>
+    </w:p>
+    <w:p>
+      <w:pPr>
+        <w:pBdr>
+          <w:bottom w:val="single" w:sz="6" w:space="1" w:color="BFC7D5"/>
+        </w:pBdr>
+      </w:pPr>
+    </w:p>
+    <w:p>
+      <w:pPr>
+        <w:pStyle w:val="Heading2"/>
+        <w:pBdr>
+          <w:bottom w:val="single" w:sz="6" w:space="1" w:color="BFC7D5"/>
+        </w:pBdr>
+      </w:pPr>
+      <w:r>
+        <w:rPr/>
+        <w:t>🔴 More Advanced</w:t>
+      </w:r>
+    </w:p>
+    <w:p>
+      <w:pPr>
+        <w:keepNext/>
+        <w:spacing w:before="200"/>
+      </w:pPr>
+      <w:r>
+        <w:rPr>
+          <w:color w:val="1F3A5F"/>
+          <w:sz w:val="24"/>
+        </w:rPr>
+      </w:r>
+      <w:r>
+        <w:rPr>
+          <w:b/>
+          <w:color w:val="1F3A5F"/>
+          <w:sz w:val="24"/>
+        </w:rPr>
+        <w:t>Q31. What is event sourcing?</w:t>
+      </w:r>
+      <w:r>
+        <w:rPr>
+          <w:color w:val="1F3A5F"/>
+          <w:sz w:val="24"/>
+        </w:rPr>
+      </w:r>
+    </w:p>
+    <w:p>
+      <w:r>
+        <w:rPr/>
+      </w:r>
+      <w:r>
+        <w:rPr>
+          <w:b/>
+        </w:rPr>
+        <w:t>Short answer:</w:t>
+      </w:r>
+      <w:r>
+        <w:rPr/>
+        <w:t xml:space="preserve"> Storing every change as an immutable event and deriving current state by replaying them.</w:t>
+      </w:r>
+    </w:p>
+    <w:p>
+      <w:r>
+        <w:rPr/>
+      </w:r>
+      <w:r>
+        <w:rPr>
+          <w:b/>
+        </w:rPr>
+        <w:t>Explanation:</w:t>
+      </w:r>
+      <w:r>
+        <w:rPr/>
+        <w:t xml:space="preserve"> Great audit trail and time travel; complex to build and query (needs projections).</w:t>
+      </w:r>
+    </w:p>
+    <w:p>
+      <w:r>
+        <w:rPr/>
+      </w:r>
+      <w:r>
+        <w:rPr>
+          <w:b/>
+        </w:rPr>
+        <w:t>Example:</w:t>
+      </w:r>
+      <w:r>
+        <w:rPr/>
+        <w:t xml:space="preserve"> Scorecard events: created, answered, overridden, finalised.</w:t>
+      </w:r>
+    </w:p>
+    <w:p>
+      <w:r>
+        <w:rPr/>
+      </w:r>
+      <w:r>
+        <w:rPr>
+          <w:b/>
+        </w:rPr>
+        <w:t>Say it like this:</w:t>
+      </w:r>
+      <w:r>
+        <w:rPr/>
+        <w:t xml:space="preserve"> "Event sourcing keeps a perfect history, but it's a big complexity cost. I'd use it only where history is central."</w:t>
+      </w:r>
+    </w:p>
+    <w:p>
+      <w:pPr>
+        <w:pBdr>
+          <w:bottom w:val="single" w:sz="6" w:space="1" w:color="BFC7D5"/>
+        </w:pBdr>
+      </w:pPr>
+    </w:p>
+    <w:p>
+      <w:pPr>
+        <w:keepNext/>
+        <w:spacing w:before="200"/>
+      </w:pPr>
+      <w:r>
+        <w:rPr>
+          <w:color w:val="1F3A5F"/>
+          <w:sz w:val="24"/>
+        </w:rPr>
+      </w:r>
+      <w:r>
+        <w:rPr>
+          <w:b/>
+          <w:color w:val="1F3A5F"/>
+          <w:sz w:val="24"/>
+        </w:rPr>
+        <w:t>Q32. What is CQRS?</w:t>
+      </w:r>
+      <w:r>
+        <w:rPr>
+          <w:color w:val="1F3A5F"/>
+          <w:sz w:val="24"/>
+        </w:rPr>
+      </w:r>
+    </w:p>
+    <w:p>
+      <w:r>
+        <w:rPr/>
+      </w:r>
+      <w:r>
+        <w:rPr>
+          <w:b/>
+        </w:rPr>
+        <w:t>Short answer:</w:t>
+      </w:r>
+      <w:r>
+        <w:rPr/>
+        <w:t xml:space="preserve"> Command Query Responsibility Segregation: separate models (and sometimes stores) for writes and reads.</w:t>
+      </w:r>
+    </w:p>
+    <w:p>
+      <w:r>
+        <w:rPr/>
+      </w:r>
+      <w:r>
+        <w:rPr>
+          <w:b/>
+        </w:rPr>
+        <w:t>Explanation:</w:t>
+      </w:r>
+      <w:r>
+        <w:rPr/>
+        <w:t xml:space="preserve"> Reads can be denormalised projections updated from events.</w:t>
+      </w:r>
+    </w:p>
+    <w:p>
+      <w:r>
+        <w:rPr/>
+      </w:r>
+      <w:r>
+        <w:rPr>
+          <w:b/>
+        </w:rPr>
+        <w:t>Example:</w:t>
+      </w:r>
+      <w:r>
+        <w:rPr/>
+        <w:t xml:space="preserve"> Writes go to normalised scorecard tables; a read model powers the dashboard.</w:t>
+      </w:r>
+    </w:p>
+    <w:p>
+      <w:r>
+        <w:rPr/>
+      </w:r>
+      <w:r>
+        <w:rPr>
+          <w:b/>
+        </w:rPr>
+        <w:t>Say it like this:</w:t>
+      </w:r>
+      <w:r>
+        <w:rPr/>
+        <w:t xml:space="preserve"> "CQRS lets the read side be shaped for screens while the write side protects the rules."</w:t>
+      </w:r>
+    </w:p>
+    <w:p>
+      <w:pPr>
+        <w:pBdr>
+          <w:bottom w:val="single" w:sz="6" w:space="1" w:color="BFC7D5"/>
+        </w:pBdr>
+      </w:pPr>
+    </w:p>
+    <w:p>
+      <w:pPr>
+        <w:keepNext/>
+        <w:spacing w:before="200"/>
+      </w:pPr>
+      <w:r>
+        <w:rPr>
+          <w:color w:val="1F3A5F"/>
+          <w:sz w:val="24"/>
+        </w:rPr>
+      </w:r>
+      <w:r>
+        <w:rPr>
+          <w:b/>
+          <w:color w:val="1F3A5F"/>
+          <w:sz w:val="24"/>
+        </w:rPr>
+        <w:t>Q33. How do you replay or reprocess events safely?</w:t>
+      </w:r>
+      <w:r>
+        <w:rPr>
+          <w:color w:val="1F3A5F"/>
+          <w:sz w:val="24"/>
+        </w:rPr>
+      </w:r>
+    </w:p>
+    <w:p>
+      <w:r>
+        <w:rPr/>
+      </w:r>
+      <w:r>
+        <w:rPr>
+          <w:b/>
+        </w:rPr>
+        <w:t>Short answer:</w:t>
+      </w:r>
+      <w:r>
+        <w:rPr/>
+        <w:t xml:space="preserve"> Idempotent consumers, versioned processing (store which version produced a result), and running replays on separate consumer groups or queues.</w:t>
+      </w:r>
+    </w:p>
+    <w:p>
+      <w:r>
+        <w:rPr/>
+      </w:r>
+      <w:r>
+        <w:rPr>
+          <w:b/>
+        </w:rPr>
+        <w:t>Explanation:</w:t>
+      </w:r>
+      <w:r>
+        <w:rPr/>
+        <w:t xml:space="preserve"> Re-scoring with a new prompt version should create new results, not overwrite old ones blindly.</w:t>
+      </w:r>
+    </w:p>
+    <w:p>
+      <w:r>
+        <w:rPr/>
+      </w:r>
+      <w:r>
+        <w:rPr>
+          <w:b/>
+        </w:rPr>
+        <w:t>Example:</w:t>
+      </w:r>
+      <w:r>
+        <w:rPr/>
+        <w:t xml:space="preserve"> Results keyed by </w:t>
+      </w:r>
+      <w:r>
+        <w:rPr>
+          <w:rFonts w:ascii="Courier New" w:hAnsi="Courier New"/>
+          <w:color w:val="B42318"/>
+          <w:sz w:val="20"/>
+        </w:rPr>
+        <w:t>(call_id, prompt_version)</w:t>
+      </w:r>
+      <w:r>
+        <w:rPr/>
+        <w:t>.</w:t>
+      </w:r>
+    </w:p>
+    <w:p>
+      <w:r>
+        <w:rPr/>
+      </w:r>
+      <w:r>
+        <w:rPr>
+          <w:b/>
+        </w:rPr>
+        <w:t>Say it like this:</w:t>
+      </w:r>
+      <w:r>
+        <w:rPr/>
+        <w:t xml:space="preserve"> "Reprocessing is safe when results are keyed by version and consumers are idempotent."</w:t>
+      </w:r>
+    </w:p>
+    <w:p>
+      <w:pPr>
+        <w:pBdr>
+          <w:bottom w:val="single" w:sz="6" w:space="1" w:color="BFC7D5"/>
+        </w:pBdr>
+      </w:pPr>
+    </w:p>
+    <w:p>
+      <w:pPr>
+        <w:keepNext/>
+        <w:spacing w:before="200"/>
+      </w:pPr>
+      <w:r>
+        <w:rPr>
+          <w:color w:val="1F3A5F"/>
+          <w:sz w:val="24"/>
+        </w:rPr>
+      </w:r>
+      <w:r>
+        <w:rPr>
+          <w:b/>
+          <w:color w:val="1F3A5F"/>
+          <w:sz w:val="24"/>
+        </w:rPr>
+        <w:t>Q34. How do you guarantee ordering and exactly-once effects in Kafka?</w:t>
+      </w:r>
+      <w:r>
+        <w:rPr>
+          <w:color w:val="1F3A5F"/>
+          <w:sz w:val="24"/>
+        </w:rPr>
+      </w:r>
+    </w:p>
+    <w:p>
+      <w:r>
+        <w:rPr/>
+      </w:r>
+      <w:r>
+        <w:rPr>
+          <w:b/>
+        </w:rPr>
+        <w:t>Short answer:</w:t>
+      </w:r>
+      <w:r>
+        <w:rPr/>
+        <w:t xml:space="preserve"> Key messages so related events share a partition; use idempotent producers and transactions for Kafka-to-Kafka; idempotent sinks for external systems.</w:t>
+      </w:r>
+    </w:p>
+    <w:p>
+      <w:r>
+        <w:rPr/>
+      </w:r>
+      <w:r>
+        <w:rPr>
+          <w:b/>
+        </w:rPr>
+        <w:t>Explanation:</w:t>
+      </w:r>
+      <w:r>
+        <w:rPr/>
+        <w:t xml:space="preserve"> End-to-end exactly-once needs idempotent writes at the destination.</w:t>
+      </w:r>
+    </w:p>
+    <w:p>
+      <w:r>
+        <w:rPr/>
+      </w:r>
+      <w:r>
+        <w:rPr>
+          <w:b/>
+        </w:rPr>
+        <w:t>Example:</w:t>
+      </w:r>
+      <w:r>
+        <w:rPr/>
+        <w:t xml:space="preserve"> Consumer writes with upserts keyed by event ID.</w:t>
+      </w:r>
+    </w:p>
+    <w:p>
+      <w:r>
+        <w:rPr/>
+      </w:r>
+      <w:r>
+        <w:rPr>
+          <w:b/>
+        </w:rPr>
+        <w:t>Say it like this:</w:t>
+      </w:r>
+      <w:r>
+        <w:rPr/>
+        <w:t xml:space="preserve"> "Kafka gives ordering per key, and exactly-once really comes from idempotent writes at the end."</w:t>
+      </w:r>
+    </w:p>
+    <w:p>
+      <w:pPr>
+        <w:pBdr>
+          <w:bottom w:val="single" w:sz="6" w:space="1" w:color="BFC7D5"/>
+        </w:pBdr>
+      </w:pPr>
+    </w:p>
+    <w:p>
+      <w:pPr>
+        <w:pStyle w:val="Heading2"/>
+        <w:pBdr>
+          <w:bottom w:val="single" w:sz="6" w:space="1" w:color="BFC7D5"/>
+        </w:pBdr>
+      </w:pPr>
+      <w:r>
+        <w:rPr/>
+        <w:t>🧩 More Scenarios</w:t>
+      </w:r>
+    </w:p>
+    <w:p>
+      <w:pPr>
+        <w:keepNext/>
+        <w:spacing w:before="200"/>
+      </w:pPr>
+      <w:r>
+        <w:rPr>
+          <w:color w:val="1F3A5F"/>
+          <w:sz w:val="24"/>
+        </w:rPr>
+      </w:r>
+      <w:r>
+        <w:rPr>
+          <w:b/>
+          <w:color w:val="1F3A5F"/>
+          <w:sz w:val="24"/>
+        </w:rPr>
+        <w:t>Q35. A worker deploy caused half-finished jobs. How do you make deploys safe?</w:t>
+      </w:r>
+      <w:r>
+        <w:rPr>
+          <w:color w:val="1F3A5F"/>
+          <w:sz w:val="24"/>
+        </w:rPr>
+      </w:r>
+    </w:p>
+    <w:p>
+      <w:r>
+        <w:rPr/>
+      </w:r>
+      <w:r>
+        <w:rPr>
+          <w:b/>
+        </w:rPr>
+        <w:t>Short answer:</w:t>
+      </w:r>
+      <w:r>
+        <w:rPr/>
+        <w:t xml:space="preserve"> Graceful worker shutdown (finish current jobs, stop fetching new ones), late acks for redelivery, and idempotent jobs.</w:t>
+      </w:r>
+    </w:p>
+    <w:p>
+      <w:r>
+        <w:rPr/>
+      </w:r>
+      <w:r>
+        <w:rPr>
+          <w:b/>
+        </w:rPr>
+        <w:t>Explanation:</w:t>
+      </w:r>
+      <w:r>
+        <w:rPr/>
+        <w:t xml:space="preserve"> Celery handles SIGTERM with a warm shutdown.</w:t>
+      </w:r>
+    </w:p>
+    <w:p>
+      <w:r>
+        <w:rPr/>
+      </w:r>
+      <w:r>
+        <w:rPr>
+          <w:b/>
+        </w:rPr>
+        <w:t>Example:</w:t>
+      </w:r>
+      <w:r>
+        <w:rPr/>
+        <w:t xml:space="preserve"> ECS stop timeout set longer than the longest job.</w:t>
+      </w:r>
+    </w:p>
+    <w:p>
+      <w:r>
+        <w:rPr/>
+      </w:r>
+      <w:r>
+        <w:rPr>
+          <w:b/>
+        </w:rPr>
+        <w:t>Say it like this:</w:t>
+      </w:r>
+      <w:r>
+        <w:rPr/>
+        <w:t xml:space="preserve"> "Workers finish what they started before exiting, and anything interrupted is safely retried."</w:t>
+      </w:r>
+    </w:p>
+    <w:p>
+      <w:pPr>
+        <w:pBdr>
+          <w:bottom w:val="single" w:sz="6" w:space="1" w:color="BFC7D5"/>
+        </w:pBdr>
+      </w:pPr>
+    </w:p>
+    <w:p>
+      <w:pPr>
+        <w:keepNext/>
+        <w:spacing w:before="200"/>
+      </w:pPr>
+      <w:r>
+        <w:rPr>
+          <w:color w:val="1F3A5F"/>
+          <w:sz w:val="24"/>
+        </w:rPr>
+      </w:r>
+      <w:r>
+        <w:rPr>
+          <w:b/>
+          <w:color w:val="1F3A5F"/>
+          <w:sz w:val="24"/>
+        </w:rPr>
+        <w:t>Q36. The dead-letter queue has 2,000 messages after a provider outage. What do you do?</w:t>
+      </w:r>
+      <w:r>
+        <w:rPr>
+          <w:color w:val="1F3A5F"/>
+          <w:sz w:val="24"/>
+        </w:rPr>
+      </w:r>
+    </w:p>
+    <w:p>
+      <w:r>
+        <w:rPr/>
+      </w:r>
+      <w:r>
+        <w:rPr>
+          <w:b/>
+        </w:rPr>
+        <w:t>Short answer:</w:t>
+      </w:r>
+      <w:r>
+        <w:rPr/>
+        <w:t xml:space="preserve"> Fix or confirm the root cause, inspect a sample, then redrive them in controlled batches with rate limits.</w:t>
+      </w:r>
+    </w:p>
+    <w:p>
+      <w:r>
+        <w:rPr/>
+      </w:r>
+      <w:r>
+        <w:rPr>
+          <w:b/>
+        </w:rPr>
+        <w:t>Explanation:</w:t>
+      </w:r>
+      <w:r>
+        <w:rPr/>
+        <w:t xml:space="preserve"> Redriving everything at once can cause a second outage.</w:t>
+      </w:r>
+    </w:p>
+    <w:p>
+      <w:r>
+        <w:rPr/>
+      </w:r>
+      <w:r>
+        <w:rPr>
+          <w:b/>
+        </w:rPr>
+        <w:t>Example:</w:t>
+      </w:r>
+      <w:r>
+        <w:rPr/>
+        <w:t xml:space="preserve"> Redrive 100 messages a minute while watching error rates.</w:t>
+      </w:r>
+    </w:p>
+    <w:p>
+      <w:r>
+        <w:rPr/>
+      </w:r>
+      <w:r>
+        <w:rPr>
+          <w:b/>
+        </w:rPr>
+        <w:t>Say it like this:</w:t>
+      </w:r>
+      <w:r>
+        <w:rPr/>
+        <w:t xml:space="preserve"> "Understand why they failed, then replay gradually, so recovery doesn't become a new incident."</w:t>
+      </w:r>
+    </w:p>
+    <w:p>
+      <w:pPr>
+        <w:pBdr>
+          <w:bottom w:val="single" w:sz="6" w:space="1" w:color="BFC7D5"/>
+        </w:pBdr>
+      </w:pPr>
+    </w:p>
+    <w:p>
+      <w:pPr>
+        <w:keepNext/>
+        <w:spacing w:before="200"/>
+      </w:pPr>
+      <w:r>
+        <w:rPr>
+          <w:color w:val="1F3A5F"/>
+          <w:sz w:val="24"/>
+        </w:rPr>
+      </w:r>
+      <w:r>
+        <w:rPr>
+          <w:b/>
+          <w:color w:val="1F3A5F"/>
+          <w:sz w:val="24"/>
+        </w:rPr>
+        <w:t>Q37. Jobs are processed but users never see results. How do you debug it?</w:t>
+      </w:r>
+      <w:r>
+        <w:rPr>
+          <w:color w:val="1F3A5F"/>
+          <w:sz w:val="24"/>
+        </w:rPr>
+      </w:r>
+    </w:p>
+    <w:p>
+      <w:r>
+        <w:rPr/>
+      </w:r>
+      <w:r>
+        <w:rPr>
+          <w:b/>
+        </w:rPr>
+        <w:t>Short answer:</w:t>
+      </w:r>
+      <w:r>
+        <w:rPr/>
+        <w:t xml:space="preserve"> Trace one job end to end: was the result saved, was the event published, did the API receive it, and did the client get the push?</w:t>
+      </w:r>
+    </w:p>
+    <w:p>
+      <w:r>
+        <w:rPr/>
+      </w:r>
+      <w:r>
+        <w:rPr>
+          <w:b/>
+        </w:rPr>
+        <w:t>Explanation:</w:t>
+      </w:r>
+      <w:r>
+        <w:rPr/>
+        <w:t xml:space="preserve"> Correlation IDs across the pipeline make this quick.</w:t>
+      </w:r>
+    </w:p>
+    <w:p>
+      <w:r>
+        <w:rPr/>
+      </w:r>
+      <w:r>
+        <w:rPr>
+          <w:b/>
+        </w:rPr>
+        <w:t>Example:</w:t>
+      </w:r>
+      <w:r>
+        <w:rPr/>
+        <w:t xml:space="preserve"> Results were saved, but the notification publish failed silently; the outbox pattern fixed it.</w:t>
+      </w:r>
+    </w:p>
+    <w:p>
+      <w:r>
+        <w:rPr/>
+      </w:r>
+      <w:r>
+        <w:rPr>
+          <w:b/>
+        </w:rPr>
+        <w:t>Say it like this:</w:t>
+      </w:r>
+      <w:r>
+        <w:rPr/>
+        <w:t xml:space="preserve"> "Follow one job ID through every stage; the gap is usually between saving and notifying."</w:t>
+      </w:r>
+    </w:p>
+    <w:p>
+      <w:pPr>
+        <w:pBdr>
+          <w:bottom w:val="single" w:sz="6" w:space="1" w:color="BFC7D5"/>
+        </w:pBdr>
+      </w:pPr>
+    </w:p>
+    <w:p>
+      <w:pPr>
+        <w:pStyle w:val="Heading2"/>
+        <w:pBdr>
+          <w:bottom w:val="single" w:sz="6" w:space="1" w:color="BFC7D5"/>
+        </w:pBdr>
+      </w:pPr>
+      <w:r>
+        <w:rPr/>
+        <w:t>🎯 From Your Resume</w:t>
+      </w:r>
+    </w:p>
+    <w:p>
+      <w:pPr>
+        <w:keepNext/>
+        <w:spacing w:before="200"/>
+      </w:pPr>
+      <w:r>
+        <w:rPr>
+          <w:color w:val="1F3A5F"/>
+          <w:sz w:val="24"/>
+        </w:rPr>
+      </w:r>
+      <w:r>
+        <w:rPr>
+          <w:b/>
+          <w:color w:val="1F3A5F"/>
+          <w:sz w:val="24"/>
+        </w:rPr>
+        <w:t>Q38. "How did you get 5x throughput in the scoring pipeline?"</w:t>
+      </w:r>
+      <w:r>
+        <w:rPr>
+          <w:color w:val="1F3A5F"/>
+          <w:sz w:val="24"/>
+        </w:rPr>
+      </w:r>
+    </w:p>
+    <w:p>
+      <w:r>
+        <w:rPr/>
+      </w:r>
+      <w:r>
+        <w:rPr>
+          <w:b/>
+        </w:rPr>
+        <w:t>Short answer:</w:t>
+      </w:r>
+      <w:r>
+        <w:rPr/>
+        <w:t xml:space="preserve"> The work was I/O-bound, so we moved from processing chunks one at a time to concurrent processing across tuned workers, with batching and rate-limit-aware concurrency. [Use your real changes.]</w:t>
+      </w:r>
+    </w:p>
+    <w:p>
+      <w:r>
+        <w:rPr/>
+      </w:r>
+      <w:r>
+        <w:rPr>
+          <w:b/>
+        </w:rPr>
+        <w:t>Explanation:</w:t>
+      </w:r>
+      <w:r>
+        <w:rPr/>
+        <w:t xml:space="preserve"> Give the measurement: calls processed per hour, same workload, before and after.</w:t>
+      </w:r>
+    </w:p>
+    <w:p>
+      <w:r>
+        <w:rPr/>
+      </w:r>
+      <w:r>
+        <w:rPr>
+          <w:b/>
+        </w:rPr>
+        <w:t>Example:</w:t>
+      </w:r>
+      <w:r>
+        <w:rPr/>
+        <w:t xml:space="preserve"> "Sequential chunk scoring → parallel chunks with a concurrency limit; worker concurrency raised from [X] to [Y]."</w:t>
+      </w:r>
+    </w:p>
+    <w:p>
+      <w:r>
+        <w:rPr/>
+      </w:r>
+      <w:r>
+        <w:rPr>
+          <w:b/>
+        </w:rPr>
+        <w:t>Say it like this:</w:t>
+      </w:r>
+      <w:r>
+        <w:rPr/>
+        <w:t xml:space="preserve"> "Most of the time was waiting on transcription and the LLM, not CPU. Running chunks concurrently, within the provider's rate limits, multiplied throughput by about 5x on the same workload."</w:t>
+      </w:r>
+    </w:p>
+    <w:p>
+      <w:pPr>
+        <w:pBdr>
+          <w:bottom w:val="single" w:sz="6" w:space="1" w:color="BFC7D5"/>
+        </w:pBdr>
+      </w:pPr>
+    </w:p>
+    <w:p>
+      <w:pPr>
+        <w:keepNext/>
+        <w:spacing w:before="200"/>
+      </w:pPr>
+      <w:r>
+        <w:rPr>
+          <w:color w:val="1F3A5F"/>
+          <w:sz w:val="24"/>
+        </w:rPr>
+      </w:r>
+      <w:r>
+        <w:rPr>
+          <w:b/>
+          <w:color w:val="1F3A5F"/>
+          <w:sz w:val="24"/>
+        </w:rPr>
+        <w:t>Q39. "What happens when the OpenAI call fails in your pipeline?"</w:t>
+      </w:r>
+      <w:r>
+        <w:rPr>
+          <w:color w:val="1F3A5F"/>
+          <w:sz w:val="24"/>
+        </w:rPr>
+      </w:r>
+    </w:p>
+    <w:p>
+      <w:r>
+        <w:rPr/>
+      </w:r>
+      <w:r>
+        <w:rPr>
+          <w:b/>
+        </w:rPr>
+        <w:t>Short answer:</w:t>
+      </w:r>
+      <w:r>
+        <w:rPr/>
+        <w:t xml:space="preserve"> Transient errors retry with backoff and jitter; invalid output is validated and retried once with the error, then sent to human review; repeated failures go to a dead-letter queue with an alert.</w:t>
+      </w:r>
+    </w:p>
+    <w:p>
+      <w:r>
+        <w:rPr/>
+      </w:r>
+      <w:r>
+        <w:rPr>
+          <w:b/>
+        </w:rPr>
+        <w:t>Explanation:</w:t>
+      </w:r>
+      <w:r>
+        <w:rPr/>
+        <w:t xml:space="preserve"> The UI shows "AI analysis pending" rather than failing.</w:t>
+      </w:r>
+    </w:p>
+    <w:p>
+      <w:r>
+        <w:rPr/>
+      </w:r>
+      <w:r>
+        <w:rPr>
+          <w:b/>
+        </w:rPr>
+        <w:t>Example:</w:t>
+      </w:r>
+      <w:r>
+        <w:rPr/>
+        <w:t xml:space="preserve"> A 429 retries after the </w:t>
+      </w:r>
+      <w:r>
+        <w:rPr>
+          <w:rFonts w:ascii="Courier New" w:hAnsi="Courier New"/>
+          <w:color w:val="B42318"/>
+          <w:sz w:val="20"/>
+        </w:rPr>
+        <w:t>Retry-After</w:t>
+      </w:r>
+      <w:r>
+        <w:rPr/>
+        <w:t xml:space="preserve"> delay; a schema failure triggers one retry and then human review.</w:t>
+      </w:r>
+    </w:p>
+    <w:p>
+      <w:r>
+        <w:rPr/>
+      </w:r>
+      <w:r>
+        <w:rPr>
+          <w:b/>
+        </w:rPr>
+        <w:t>Say it like this:</w:t>
+      </w:r>
+      <w:r>
+        <w:rPr/>
+        <w:t xml:space="preserve"> "Failures are expected, so each type has a path: retries for transient errors, human review for bad output, and a dead-letter queue with an alert for anything persistent. Users just see 'pending'."</w:t>
+      </w:r>
+    </w:p>
+    <w:p>
+      <w:pPr>
+        <w:pBdr>
+          <w:bottom w:val="single" w:sz="6" w:space="1" w:color="BFC7D5"/>
+        </w:pBdr>
+      </w:pPr>
+    </w:p>
+    <w:p>
+      <w:pPr>
+        <w:keepNext/>
+        <w:spacing w:before="200"/>
+      </w:pPr>
+      <w:r>
+        <w:rPr>
+          <w:color w:val="1F3A5F"/>
+          <w:sz w:val="24"/>
+        </w:rPr>
+      </w:r>
+      <w:r>
+        <w:rPr>
+          <w:b/>
+          <w:color w:val="1F3A5F"/>
+          <w:sz w:val="24"/>
+        </w:rPr>
+        <w:t>Q40. "Why 45 seconds average latency, and how would you reduce it?"</w:t>
       </w:r>
       <w:r>
         <w:rPr>
